--- a/papers/2026-10-16/peerj/Table_5.docx
+++ b/papers/2026-10-16/peerj/Table_5.docx
@@ -5,6 +5,7 @@
     <w:p>
       <w:pPr>
         <w:pStyle w:val="Caption"/>
+        <w:keepNext/>
       </w:pPr>
       <w:r>
         <w:t>Table 5. New output and reference verification</w:t>
@@ -47,6 +48,7 @@
           <w:p>
             <w:pPr>
               <w:spacing w:after="40" w:before="40" w:line="240" w:lineRule="auto"/>
+              <w:ind w:firstLine="0" w:left="0" w:right="0" w:firstLineChars="0" w:leftChars="0" w:rightChars="0"/>
               <w:jc w:val="left"/>
             </w:pPr>
             <w:r>
@@ -81,6 +83,7 @@
           <w:p>
             <w:pPr>
               <w:spacing w:after="40" w:before="40" w:line="240" w:lineRule="auto"/>
+              <w:ind w:firstLine="0" w:left="0" w:right="0" w:firstLineChars="0" w:leftChars="0" w:rightChars="0"/>
               <w:jc w:val="left"/>
             </w:pPr>
             <w:r>
@@ -119,6 +122,7 @@
           <w:p>
             <w:pPr>
               <w:spacing w:after="40" w:before="40" w:line="240" w:lineRule="auto"/>
+              <w:ind w:firstLine="0" w:left="0" w:right="0" w:firstLineChars="0" w:leftChars="0" w:rightChars="0"/>
               <w:jc w:val="left"/>
             </w:pPr>
             <w:r>
@@ -159,6 +163,7 @@
           <w:p>
             <w:pPr>
               <w:spacing w:after="40" w:before="40" w:line="240" w:lineRule="auto"/>
+              <w:ind w:firstLine="0" w:left="0" w:right="0" w:firstLineChars="0" w:leftChars="0" w:rightChars="0"/>
               <w:jc w:val="left"/>
             </w:pPr>
             <w:r>
@@ -204,6 +209,7 @@
           <w:p>
             <w:pPr>
               <w:spacing w:after="40" w:before="40" w:line="240" w:lineRule="auto"/>
+              <w:ind w:firstLine="0" w:left="0" w:right="0" w:firstLineChars="0" w:leftChars="0" w:rightChars="0"/>
               <w:jc w:val="left"/>
             </w:pPr>
             <w:r>
@@ -244,6 +250,7 @@
           <w:p>
             <w:pPr>
               <w:spacing w:after="40" w:before="40" w:line="240" w:lineRule="auto"/>
+              <w:ind w:firstLine="0" w:left="0" w:right="0" w:firstLineChars="0" w:leftChars="0" w:rightChars="0"/>
               <w:jc w:val="left"/>
             </w:pPr>
             <w:r>
@@ -289,6 +296,7 @@
           <w:p>
             <w:pPr>
               <w:spacing w:after="40" w:before="40" w:line="240" w:lineRule="auto"/>
+              <w:ind w:firstLine="0" w:left="0" w:right="0" w:firstLineChars="0" w:leftChars="0" w:rightChars="0"/>
               <w:jc w:val="left"/>
             </w:pPr>
             <w:r>
@@ -329,6 +337,7 @@
           <w:p>
             <w:pPr>
               <w:spacing w:after="40" w:before="40" w:line="240" w:lineRule="auto"/>
+              <w:ind w:firstLine="0" w:left="0" w:right="0" w:firstLineChars="0" w:leftChars="0" w:rightChars="0"/>
               <w:jc w:val="left"/>
             </w:pPr>
             <w:r>
@@ -374,6 +383,7 @@
           <w:p>
             <w:pPr>
               <w:spacing w:after="40" w:before="40" w:line="240" w:lineRule="auto"/>
+              <w:ind w:firstLine="0" w:left="0" w:right="0" w:firstLineChars="0" w:leftChars="0" w:rightChars="0"/>
               <w:jc w:val="left"/>
             </w:pPr>
             <w:r>
@@ -414,6 +424,7 @@
           <w:p>
             <w:pPr>
               <w:spacing w:after="40" w:before="40" w:line="240" w:lineRule="auto"/>
+              <w:ind w:firstLine="0" w:left="0" w:right="0" w:firstLineChars="0" w:leftChars="0" w:rightChars="0"/>
               <w:jc w:val="left"/>
             </w:pPr>
             <w:r>
@@ -459,6 +470,7 @@
           <w:p>
             <w:pPr>
               <w:spacing w:after="40" w:before="40" w:line="240" w:lineRule="auto"/>
+              <w:ind w:firstLine="0" w:left="0" w:right="0" w:firstLineChars="0" w:leftChars="0" w:rightChars="0"/>
               <w:jc w:val="left"/>
             </w:pPr>
             <w:r>
@@ -499,6 +511,7 @@
           <w:p>
             <w:pPr>
               <w:spacing w:after="40" w:before="40" w:line="240" w:lineRule="auto"/>
+              <w:ind w:firstLine="0" w:left="0" w:right="0" w:firstLineChars="0" w:leftChars="0" w:rightChars="0"/>
               <w:jc w:val="left"/>
             </w:pPr>
             <w:r>
@@ -544,6 +557,7 @@
           <w:p>
             <w:pPr>
               <w:spacing w:after="40" w:before="40" w:line="240" w:lineRule="auto"/>
+              <w:ind w:firstLine="0" w:left="0" w:right="0" w:firstLineChars="0" w:leftChars="0" w:rightChars="0"/>
               <w:jc w:val="left"/>
             </w:pPr>
             <w:r>
@@ -584,6 +598,7 @@
           <w:p>
             <w:pPr>
               <w:spacing w:after="40" w:before="40" w:line="240" w:lineRule="auto"/>
+              <w:ind w:firstLine="0" w:left="0" w:right="0" w:firstLineChars="0" w:leftChars="0" w:rightChars="0"/>
               <w:jc w:val="left"/>
             </w:pPr>
             <w:r>
@@ -629,6 +644,7 @@
           <w:p>
             <w:pPr>
               <w:spacing w:after="40" w:before="40" w:line="240" w:lineRule="auto"/>
+              <w:ind w:firstLine="0" w:left="0" w:right="0" w:firstLineChars="0" w:leftChars="0" w:rightChars="0"/>
               <w:jc w:val="left"/>
             </w:pPr>
             <w:r>
@@ -669,6 +685,7 @@
           <w:p>
             <w:pPr>
               <w:spacing w:after="40" w:before="40" w:line="240" w:lineRule="auto"/>
+              <w:ind w:firstLine="0" w:left="0" w:right="0" w:firstLineChars="0" w:leftChars="0" w:rightChars="0"/>
               <w:jc w:val="left"/>
             </w:pPr>
             <w:r>
@@ -1217,10 +1234,11 @@
       <w:outlineLvl w:val="2"/>
     </w:pPr>
     <w:rPr>
-      <w:rFonts w:asciiTheme="majorHAnsi" w:eastAsiaTheme="majorEastAsia" w:hAnsiTheme="majorHAnsi" w:cstheme="majorBidi"/>
+      <w:rFonts w:ascii="Times New Roman" w:hAnsi="Times New Roman"/>
       <w:b/>
       <w:bCs/>
       <w:color w:val="000000"/>
+      <w:sz w:val="22"/>
     </w:rPr>
   </w:style>
   <w:style w:type="paragraph" w:styleId="Heading4">

--- a/papers/2026-10-16/peerj/Table_5.docx
+++ b/papers/2026-10-16/peerj/Table_5.docx
@@ -8,7 +8,7 @@
         <w:keepNext/>
       </w:pPr>
       <w:r>
-        <w:t>Table 5. New output and reference verification</w:t>
+        <w:t>Table 5. FFT allocation model and observed requests</w:t>
       </w:r>
     </w:p>
     <w:tbl>
@@ -18,8 +18,9 @@
         <w:tblLook w:firstColumn="1" w:firstRow="1" w:lastColumn="0" w:lastRow="0" w:noHBand="0" w:noVBand="1" w:val="04A0"/>
       </w:tblPr>
       <w:tblGrid>
-        <w:gridCol w:w="4680"/>
-        <w:gridCol w:w="4680"/>
+        <w:gridCol w:w="3120"/>
+        <w:gridCol w:w="3120"/>
+        <w:gridCol w:w="3120"/>
       </w:tblGrid>
       <w:tr>
         <w:trPr>
@@ -28,7 +29,7 @@
         </w:trPr>
         <w:tc>
           <w:tcPr>
-            <w:tcW w:type="dxa" w:w="3370"/>
+            <w:tcW w:type="dxa" w:w="1778"/>
             <w:tcBorders>
               <w:top w:val="single" w:sz="4" w:color="D9D9D9"/>
               <w:left w:val="single" w:sz="4" w:color="D9D9D9"/>
@@ -49,7 +50,7 @@
             <w:pPr>
               <w:spacing w:after="40" w:before="40" w:line="240" w:lineRule="auto"/>
               <w:ind w:firstLine="0" w:left="0" w:right="0" w:firstLineChars="0" w:leftChars="0" w:rightChars="0"/>
-              <w:jc w:val="left"/>
+              <w:jc w:val="center"/>
             </w:pPr>
             <w:r>
               <w:rPr>
@@ -57,13 +58,13 @@
                 <w:b/>
                 <w:sz w:val="20"/>
               </w:rPr>
-              <w:t>Check</w:t>
+              <w:t>Input limb sum s</w:t>
             </w:r>
           </w:p>
         </w:tc>
         <w:tc>
           <w:tcPr>
-            <w:tcW w:type="dxa" w:w="5990"/>
+            <w:tcW w:type="dxa" w:w="3791"/>
             <w:tcBorders>
               <w:top w:val="single" w:sz="4" w:color="D9D9D9"/>
               <w:left w:val="single" w:sz="4" w:color="D9D9D9"/>
@@ -84,7 +85,7 @@
             <w:pPr>
               <w:spacing w:after="40" w:before="40" w:line="240" w:lineRule="auto"/>
               <w:ind w:firstLine="0" w:left="0" w:right="0" w:firstLineChars="0" w:leftChars="0" w:rightChars="0"/>
-              <w:jc w:val="left"/>
+              <w:jc w:val="center"/>
             </w:pPr>
             <w:r>
               <w:rPr>
@@ -92,7 +93,42 @@
                 <w:b/>
                 <w:sz w:val="20"/>
               </w:rPr>
-              <w:t>Result</w:t>
+              <w:t>Model signed bytes</w:t>
+            </w:r>
+          </w:p>
+        </w:tc>
+        <w:tc>
+          <w:tcPr>
+            <w:tcW w:type="dxa" w:w="3791"/>
+            <w:tcBorders>
+              <w:top w:val="single" w:sz="4" w:color="D9D9D9"/>
+              <w:left w:val="single" w:sz="4" w:color="D9D9D9"/>
+              <w:bottom w:val="single" w:sz="4" w:color="D9D9D9"/>
+              <w:right w:val="single" w:sz="4" w:color="D9D9D9"/>
+              <w:insideH w:val="single" w:sz="4" w:color="D9D9D9"/>
+              <w:insideV w:val="single" w:sz="4" w:color="D9D9D9"/>
+            </w:tcBorders>
+            <w:tcMar>
+              <w:top w:w="65" w:type="dxa"/>
+              <w:left w:w="65" w:type="dxa"/>
+              <w:bottom w:w="65" w:type="dxa"/>
+              <w:right w:w="65" w:type="dxa"/>
+            </w:tcMar>
+            <w:shd w:fill="EDF0F2"/>
+          </w:tcPr>
+          <w:p>
+            <w:pPr>
+              <w:spacing w:after="40" w:before="40" w:line="240" w:lineRule="auto"/>
+              <w:ind w:firstLine="0" w:left="0" w:right="0" w:firstLineChars="0" w:leftChars="0" w:rightChars="0"/>
+              <w:jc w:val="center"/>
+            </w:pPr>
+            <w:r>
+              <w:rPr>
+                <w:rFonts w:ascii="Times New Roman" w:hAnsi="Times New Roman"/>
+                <w:b/>
+                <w:sz w:val="20"/>
+              </w:rPr>
+              <w:t>Observed signed bytes</w:t>
             </w:r>
           </w:p>
         </w:tc>
@@ -103,7 +139,7 @@
         </w:trPr>
         <w:tc>
           <w:tcPr>
-            <w:tcW w:type="dxa" w:w="3370"/>
+            <w:tcW w:type="dxa" w:w="1778"/>
             <w:tcBorders>
               <w:top w:val="single" w:sz="4" w:color="D9D9D9"/>
               <w:left w:val="single" w:sz="4" w:color="D9D9D9"/>
@@ -123,7 +159,7 @@
             <w:pPr>
               <w:spacing w:after="40" w:before="40" w:line="240" w:lineRule="auto"/>
               <w:ind w:firstLine="0" w:left="0" w:right="0" w:firstLineChars="0" w:leftChars="0" w:rightChars="0"/>
-              <w:jc w:val="left"/>
+              <w:jc w:val="center"/>
             </w:pPr>
             <w:r>
               <w:rPr>
@@ -138,13 +174,13 @@
                 <w:b w:val="0"/>
                 <w:sz w:val="20"/>
               </w:rPr>
-              <w:t>New complete payloads</w:t>
+              <w:t>67,104,769</w:t>
             </w:r>
           </w:p>
         </w:tc>
         <w:tc>
           <w:tcPr>
-            <w:tcW w:type="dxa" w:w="5990"/>
+            <w:tcW w:type="dxa" w:w="3791"/>
             <w:tcBorders>
               <w:top w:val="single" w:sz="4" w:color="D9D9D9"/>
               <w:left w:val="single" w:sz="4" w:color="D9D9D9"/>
@@ -164,7 +200,7 @@
             <w:pPr>
               <w:spacing w:after="40" w:before="40" w:line="240" w:lineRule="auto"/>
               <w:ind w:firstLine="0" w:left="0" w:right="0" w:firstLineChars="0" w:leftChars="0" w:rightChars="0"/>
-              <w:jc w:val="left"/>
+              <w:jc w:val="center"/>
             </w:pPr>
             <w:r>
               <w:rPr>
@@ -179,18 +215,13 @@
                 <w:b w:val="0"/>
                 <w:sz w:val="20"/>
               </w:rPr>
-              <w:t>3 WSL2 + 1 MPIR + 1 native reference</w:t>
+              <w:t>−523,232</w:t>
             </w:r>
           </w:p>
         </w:tc>
-      </w:tr>
-      <w:tr>
-        <w:trPr>
-          <w:cantSplit/>
-        </w:trPr>
         <w:tc>
           <w:tcPr>
-            <w:tcW w:type="dxa" w:w="3370"/>
+            <w:tcW w:type="dxa" w:w="3791"/>
             <w:tcBorders>
               <w:top w:val="single" w:sz="4" w:color="D9D9D9"/>
               <w:left w:val="single" w:sz="4" w:color="D9D9D9"/>
@@ -210,7 +241,7 @@
             <w:pPr>
               <w:spacing w:after="40" w:before="40" w:line="240" w:lineRule="auto"/>
               <w:ind w:firstLine="0" w:left="0" w:right="0" w:firstLineChars="0" w:leftChars="0" w:rightChars="0"/>
-              <w:jc w:val="left"/>
+              <w:jc w:val="center"/>
             </w:pPr>
             <w:r>
               <w:rPr>
@@ -225,13 +256,18 @@
                 <w:b w:val="0"/>
                 <w:sz w:val="20"/>
               </w:rPr>
-              <w:t>Digits per payload</w:t>
+              <w:t>−523,232</w:t>
             </w:r>
           </w:p>
         </w:tc>
+      </w:tr>
+      <w:tr>
+        <w:trPr>
+          <w:cantSplit/>
+        </w:trPr>
         <w:tc>
           <w:tcPr>
-            <w:tcW w:type="dxa" w:w="5990"/>
+            <w:tcW w:type="dxa" w:w="1778"/>
             <w:tcBorders>
               <w:top w:val="single" w:sz="4" w:color="D9D9D9"/>
               <w:left w:val="single" w:sz="4" w:color="D9D9D9"/>
@@ -251,7 +287,7 @@
             <w:pPr>
               <w:spacing w:after="40" w:before="40" w:line="240" w:lineRule="auto"/>
               <w:ind w:firstLine="0" w:left="0" w:right="0" w:firstLineChars="0" w:leftChars="0" w:rightChars="0"/>
-              <w:jc w:val="left"/>
+              <w:jc w:val="center"/>
             </w:pPr>
             <w:r>
               <w:rPr>
@@ -266,18 +302,13 @@
                 <w:b w:val="0"/>
                 <w:sz w:val="20"/>
               </w:rPr>
-              <w:t>2,089,876,403</w:t>
+              <w:t>67,170,305</w:t>
             </w:r>
           </w:p>
         </w:tc>
-      </w:tr>
-      <w:tr>
-        <w:trPr>
-          <w:cantSplit/>
-        </w:trPr>
         <w:tc>
           <w:tcPr>
-            <w:tcW w:type="dxa" w:w="3370"/>
+            <w:tcW w:type="dxa" w:w="3791"/>
             <w:tcBorders>
               <w:top w:val="single" w:sz="4" w:color="D9D9D9"/>
               <w:left w:val="single" w:sz="4" w:color="D9D9D9"/>
@@ -297,7 +328,7 @@
             <w:pPr>
               <w:spacing w:after="40" w:before="40" w:line="240" w:lineRule="auto"/>
               <w:ind w:firstLine="0" w:left="0" w:right="0" w:firstLineChars="0" w:leftChars="0" w:rightChars="0"/>
-              <w:jc w:val="left"/>
+              <w:jc w:val="center"/>
             </w:pPr>
             <w:r>
               <w:rPr>
@@ -312,13 +343,13 @@
                 <w:b w:val="0"/>
                 <w:sz w:val="20"/>
               </w:rPr>
-              <w:t>New native reference</w:t>
+              <w:t>−522,720</w:t>
             </w:r>
           </w:p>
         </w:tc>
         <w:tc>
           <w:tcPr>
-            <w:tcW w:type="dxa" w:w="5990"/>
+            <w:tcW w:type="dxa" w:w="3791"/>
             <w:tcBorders>
               <w:top w:val="single" w:sz="4" w:color="D9D9D9"/>
               <w:left w:val="single" w:sz="4" w:color="D9D9D9"/>
@@ -338,7 +369,7 @@
             <w:pPr>
               <w:spacing w:after="40" w:before="40" w:line="240" w:lineRule="auto"/>
               <w:ind w:firstLine="0" w:left="0" w:right="0" w:firstLineChars="0" w:leftChars="0" w:rightChars="0"/>
-              <w:jc w:val="left"/>
+              <w:jc w:val="center"/>
             </w:pPr>
             <w:r>
               <w:rPr>
@@ -353,7 +384,7 @@
                 <w:b w:val="0"/>
                 <w:sz w:val="20"/>
               </w:rPr>
-              <w:t>Linux gmpy2.fib</w:t>
+              <w:t>−522,720</w:t>
             </w:r>
           </w:p>
         </w:tc>
@@ -364,7 +395,7 @@
         </w:trPr>
         <w:tc>
           <w:tcPr>
-            <w:tcW w:type="dxa" w:w="3370"/>
+            <w:tcW w:type="dxa" w:w="1778"/>
             <w:tcBorders>
               <w:top w:val="single" w:sz="4" w:color="D9D9D9"/>
               <w:left w:val="single" w:sz="4" w:color="D9D9D9"/>
@@ -384,7 +415,7 @@
             <w:pPr>
               <w:spacing w:after="40" w:before="40" w:line="240" w:lineRule="auto"/>
               <w:ind w:firstLine="0" w:left="0" w:right="0" w:firstLineChars="0" w:leftChars="0" w:rightChars="0"/>
-              <w:jc w:val="left"/>
+              <w:jc w:val="center"/>
             </w:pPr>
             <w:r>
               <w:rPr>
@@ -399,13 +430,13 @@
                 <w:b w:val="0"/>
                 <w:sz w:val="20"/>
               </w:rPr>
-              <w:t>Full comparison</w:t>
+              <w:t>86,780,240</w:t>
             </w:r>
           </w:p>
         </w:tc>
         <w:tc>
           <w:tcPr>
-            <w:tcW w:type="dxa" w:w="5990"/>
+            <w:tcW w:type="dxa" w:w="3791"/>
             <w:tcBorders>
               <w:top w:val="single" w:sz="4" w:color="D9D9D9"/>
               <w:left w:val="single" w:sz="4" w:color="D9D9D9"/>
@@ -425,7 +456,7 @@
             <w:pPr>
               <w:spacing w:after="40" w:before="40" w:line="240" w:lineRule="auto"/>
               <w:ind w:firstLine="0" w:left="0" w:right="0" w:firstLineChars="0" w:leftChars="0" w:rightChars="0"/>
-              <w:jc w:val="left"/>
+              <w:jc w:val="center"/>
             </w:pPr>
             <w:r>
               <w:rPr>
@@ -440,18 +471,13 @@
                 <w:b w:val="0"/>
                 <w:sz w:val="20"/>
               </w:rPr>
-              <w:t>MATCH</w:t>
+              <w:t>−369,632</w:t>
             </w:r>
           </w:p>
         </w:tc>
-      </w:tr>
-      <w:tr>
-        <w:trPr>
-          <w:cantSplit/>
-        </w:trPr>
         <w:tc>
           <w:tcPr>
-            <w:tcW w:type="dxa" w:w="3370"/>
+            <w:tcW w:type="dxa" w:w="3791"/>
             <w:tcBorders>
               <w:top w:val="single" w:sz="4" w:color="D9D9D9"/>
               <w:left w:val="single" w:sz="4" w:color="D9D9D9"/>
@@ -471,7 +497,7 @@
             <w:pPr>
               <w:spacing w:after="40" w:before="40" w:line="240" w:lineRule="auto"/>
               <w:ind w:firstLine="0" w:left="0" w:right="0" w:firstLineChars="0" w:leftChars="0" w:rightChars="0"/>
-              <w:jc w:val="left"/>
+              <w:jc w:val="center"/>
             </w:pPr>
             <w:r>
               <w:rPr>
@@ -486,222 +512,7 @@
                 <w:b w:val="0"/>
                 <w:sz w:val="20"/>
               </w:rPr>
-              <w:t>SHA-256</w:t>
-            </w:r>
-          </w:p>
-        </w:tc>
-        <w:tc>
-          <w:tcPr>
-            <w:tcW w:type="dxa" w:w="5990"/>
-            <w:tcBorders>
-              <w:top w:val="single" w:sz="4" w:color="D9D9D9"/>
-              <w:left w:val="single" w:sz="4" w:color="D9D9D9"/>
-              <w:bottom w:val="single" w:sz="4" w:color="D9D9D9"/>
-              <w:right w:val="single" w:sz="4" w:color="D9D9D9"/>
-              <w:insideH w:val="single" w:sz="4" w:color="D9D9D9"/>
-              <w:insideV w:val="single" w:sz="4" w:color="D9D9D9"/>
-            </w:tcBorders>
-            <w:tcMar>
-              <w:top w:w="65" w:type="dxa"/>
-              <w:left w:w="65" w:type="dxa"/>
-              <w:bottom w:w="65" w:type="dxa"/>
-              <w:right w:w="65" w:type="dxa"/>
-            </w:tcMar>
-          </w:tcPr>
-          <w:p>
-            <w:pPr>
-              <w:spacing w:after="40" w:before="40" w:line="240" w:lineRule="auto"/>
-              <w:ind w:firstLine="0" w:left="0" w:right="0" w:firstLineChars="0" w:leftChars="0" w:rightChars="0"/>
-              <w:jc w:val="left"/>
-            </w:pPr>
-            <w:r>
-              <w:rPr>
-                <w:rFonts w:ascii="Times New Roman" w:hAnsi="Times New Roman"/>
-                <w:b w:val="0"/>
-                <w:sz w:val="20"/>
-              </w:rPr>
-            </w:r>
-            <w:r>
-              <w:rPr>
-                <w:rFonts w:ascii="Times New Roman" w:hAnsi="Times New Roman"/>
-                <w:b w:val="0"/>
-                <w:sz w:val="20"/>
-              </w:rPr>
-              <w:t>Identical; see text</w:t>
-            </w:r>
-          </w:p>
-        </w:tc>
-      </w:tr>
-      <w:tr>
-        <w:trPr>
-          <w:cantSplit/>
-        </w:trPr>
-        <w:tc>
-          <w:tcPr>
-            <w:tcW w:type="dxa" w:w="3370"/>
-            <w:tcBorders>
-              <w:top w:val="single" w:sz="4" w:color="D9D9D9"/>
-              <w:left w:val="single" w:sz="4" w:color="D9D9D9"/>
-              <w:bottom w:val="single" w:sz="4" w:color="D9D9D9"/>
-              <w:right w:val="single" w:sz="4" w:color="D9D9D9"/>
-              <w:insideH w:val="single" w:sz="4" w:color="D9D9D9"/>
-              <w:insideV w:val="single" w:sz="4" w:color="D9D9D9"/>
-            </w:tcBorders>
-            <w:tcMar>
-              <w:top w:w="65" w:type="dxa"/>
-              <w:left w:w="65" w:type="dxa"/>
-              <w:bottom w:w="65" w:type="dxa"/>
-              <w:right w:w="65" w:type="dxa"/>
-            </w:tcMar>
-          </w:tcPr>
-          <w:p>
-            <w:pPr>
-              <w:spacing w:after="40" w:before="40" w:line="240" w:lineRule="auto"/>
-              <w:ind w:firstLine="0" w:left="0" w:right="0" w:firstLineChars="0" w:leftChars="0" w:rightChars="0"/>
-              <w:jc w:val="left"/>
-            </w:pPr>
-            <w:r>
-              <w:rPr>
-                <w:rFonts w:ascii="Times New Roman" w:hAnsi="Times New Roman"/>
-                <w:b w:val="0"/>
-                <w:sz w:val="20"/>
-              </w:rPr>
-            </w:r>
-            <w:r>
-              <w:rPr>
-                <w:rFonts w:ascii="Times New Roman" w:hAnsi="Times New Roman"/>
-                <w:b w:val="0"/>
-                <w:sz w:val="20"/>
-              </w:rPr>
-              <w:t>First / last 5 digits</w:t>
-            </w:r>
-          </w:p>
-        </w:tc>
-        <w:tc>
-          <w:tcPr>
-            <w:tcW w:type="dxa" w:w="5990"/>
-            <w:tcBorders>
-              <w:top w:val="single" w:sz="4" w:color="D9D9D9"/>
-              <w:left w:val="single" w:sz="4" w:color="D9D9D9"/>
-              <w:bottom w:val="single" w:sz="4" w:color="D9D9D9"/>
-              <w:right w:val="single" w:sz="4" w:color="D9D9D9"/>
-              <w:insideH w:val="single" w:sz="4" w:color="D9D9D9"/>
-              <w:insideV w:val="single" w:sz="4" w:color="D9D9D9"/>
-            </w:tcBorders>
-            <w:tcMar>
-              <w:top w:w="65" w:type="dxa"/>
-              <w:left w:w="65" w:type="dxa"/>
-              <w:bottom w:w="65" w:type="dxa"/>
-              <w:right w:w="65" w:type="dxa"/>
-            </w:tcMar>
-          </w:tcPr>
-          <w:p>
-            <w:pPr>
-              <w:spacing w:after="40" w:before="40" w:line="240" w:lineRule="auto"/>
-              <w:ind w:firstLine="0" w:left="0" w:right="0" w:firstLineChars="0" w:leftChars="0" w:rightChars="0"/>
-              <w:jc w:val="left"/>
-            </w:pPr>
-            <w:r>
-              <w:rPr>
-                <w:rFonts w:ascii="Times New Roman" w:hAnsi="Times New Roman"/>
-                <w:b w:val="0"/>
-                <w:sz w:val="20"/>
-              </w:rPr>
-            </w:r>
-            <w:r>
-              <w:rPr>
-                <w:rFonts w:ascii="Times New Roman" w:hAnsi="Times New Roman"/>
-                <w:b w:val="0"/>
-                <w:sz w:val="20"/>
-              </w:rPr>
-              <w:t>14135 / 46875</w:t>
-            </w:r>
-          </w:p>
-        </w:tc>
-      </w:tr>
-      <w:tr>
-        <w:trPr>
-          <w:cantSplit/>
-        </w:trPr>
-        <w:tc>
-          <w:tcPr>
-            <w:tcW w:type="dxa" w:w="3370"/>
-            <w:tcBorders>
-              <w:top w:val="single" w:sz="4" w:color="D9D9D9"/>
-              <w:left w:val="single" w:sz="4" w:color="D9D9D9"/>
-              <w:bottom w:val="single" w:sz="4" w:color="D9D9D9"/>
-              <w:right w:val="single" w:sz="4" w:color="D9D9D9"/>
-              <w:insideH w:val="single" w:sz="4" w:color="D9D9D9"/>
-              <w:insideV w:val="single" w:sz="4" w:color="D9D9D9"/>
-            </w:tcBorders>
-            <w:tcMar>
-              <w:top w:w="65" w:type="dxa"/>
-              <w:left w:w="65" w:type="dxa"/>
-              <w:bottom w:w="65" w:type="dxa"/>
-              <w:right w:w="65" w:type="dxa"/>
-            </w:tcMar>
-          </w:tcPr>
-          <w:p>
-            <w:pPr>
-              <w:spacing w:after="40" w:before="40" w:line="240" w:lineRule="auto"/>
-              <w:ind w:firstLine="0" w:left="0" w:right="0" w:firstLineChars="0" w:leftChars="0" w:rightChars="0"/>
-              <w:jc w:val="left"/>
-            </w:pPr>
-            <w:r>
-              <w:rPr>
-                <w:rFonts w:ascii="Times New Roman" w:hAnsi="Times New Roman"/>
-                <w:b w:val="0"/>
-                <w:sz w:val="20"/>
-              </w:rPr>
-            </w:r>
-            <w:r>
-              <w:rPr>
-                <w:rFonts w:ascii="Times New Roman" w:hAnsi="Times New Roman"/>
-                <w:b w:val="0"/>
-                <w:sz w:val="20"/>
-              </w:rPr>
-              <w:t>Date</w:t>
-            </w:r>
-          </w:p>
-        </w:tc>
-        <w:tc>
-          <w:tcPr>
-            <w:tcW w:type="dxa" w:w="5990"/>
-            <w:tcBorders>
-              <w:top w:val="single" w:sz="4" w:color="D9D9D9"/>
-              <w:left w:val="single" w:sz="4" w:color="D9D9D9"/>
-              <w:bottom w:val="single" w:sz="4" w:color="D9D9D9"/>
-              <w:right w:val="single" w:sz="4" w:color="D9D9D9"/>
-              <w:insideH w:val="single" w:sz="4" w:color="D9D9D9"/>
-              <w:insideV w:val="single" w:sz="4" w:color="D9D9D9"/>
-            </w:tcBorders>
-            <w:tcMar>
-              <w:top w:w="65" w:type="dxa"/>
-              <w:left w:w="65" w:type="dxa"/>
-              <w:bottom w:w="65" w:type="dxa"/>
-              <w:right w:w="65" w:type="dxa"/>
-            </w:tcMar>
-          </w:tcPr>
-          <w:p>
-            <w:pPr>
-              <w:spacing w:after="40" w:before="40" w:line="240" w:lineRule="auto"/>
-              <w:ind w:firstLine="0" w:left="0" w:right="0" w:firstLineChars="0" w:leftChars="0" w:rightChars="0"/>
-              <w:jc w:val="left"/>
-            </w:pPr>
-            <w:r>
-              <w:rPr>
-                <w:rFonts w:ascii="Times New Roman" w:hAnsi="Times New Roman"/>
-                <w:b w:val="0"/>
-                <w:sz w:val="20"/>
-              </w:rPr>
-            </w:r>
-            <w:r>
-              <w:rPr>
-                <w:rFonts w:ascii="Times New Roman" w:hAnsi="Times New Roman"/>
-                <w:b w:val="0"/>
-                <w:sz w:val="20"/>
-              </w:rPr>
-              <w:t>2026-10-15</w:t>
+              <w:t>−369,632</w:t>
             </w:r>
           </w:p>
         </w:tc>
